--- a/guj/docx/028.content.docx
+++ b/guj/docx/028.content.docx
@@ -387,90 +387,66 @@
           <w:lang w:val="gu_IN" w:bidi="gu_IN"/>
         </w:rPr>
       </w:r>
-      <w:hyperlink r:id="rId13">
-        <w:r>
-          <w:rPr>
-            <w:lang w:val="gu_IN" w:bidi="gu_IN"/>
-          </w:rPr>
-          <w:rPr>
-            <w:color w:val="0000EE"/>
-            <w:u w:val="single"/>
-          </w:rPr>
-          <w:t>પુનર્નિયમ 4:13–14</w:t>
-        </w:r>
-      </w:hyperlink>
-    </w:p>
-    <w:p>
-      <w:pPr>
-        <w:pStyle w:val="ListBullet"/>
-        <w:spacing w:line="240" w:lineRule="auto"/>
-        <w:ind w:left="720"/>
-      </w:pPr>
-      <w:r>
-        <w:rPr>
-          <w:lang w:val="gu_IN" w:bidi="gu_IN"/>
-        </w:rPr>
-      </w:r>
-      <w:hyperlink r:id="rId14">
-        <w:r>
-          <w:rPr>
-            <w:lang w:val="gu_IN" w:bidi="gu_IN"/>
-          </w:rPr>
-          <w:rPr>
-            <w:color w:val="0000EE"/>
-            <w:u w:val="single"/>
-          </w:rPr>
-          <w:t>નિર્ગમન 27:20–21</w:t>
-        </w:r>
-      </w:hyperlink>
-    </w:p>
-    <w:p>
-      <w:pPr>
-        <w:pStyle w:val="ListBullet"/>
-        <w:spacing w:line="240" w:lineRule="auto"/>
-        <w:ind w:left="720"/>
-      </w:pPr>
-      <w:r>
-        <w:rPr>
-          <w:lang w:val="gu_IN" w:bidi="gu_IN"/>
-        </w:rPr>
-      </w:r>
-      <w:hyperlink r:id="rId15">
-        <w:r>
-          <w:rPr>
-            <w:lang w:val="gu_IN" w:bidi="gu_IN"/>
-          </w:rPr>
-          <w:rPr>
-            <w:color w:val="0000EE"/>
-            <w:u w:val="single"/>
-          </w:rPr>
-          <w:t>લેવીય 8:31–32</w:t>
-        </w:r>
-      </w:hyperlink>
-    </w:p>
-    <w:p>
-      <w:pPr>
-        <w:pStyle w:val="ListBullet"/>
-        <w:spacing w:line="240" w:lineRule="auto"/>
-        <w:ind w:left="720"/>
-      </w:pPr>
-      <w:r>
-        <w:rPr>
-          <w:lang w:val="gu_IN" w:bidi="gu_IN"/>
-        </w:rPr>
-      </w:r>
-      <w:hyperlink r:id="rId16">
-        <w:r>
-          <w:rPr>
-            <w:lang w:val="gu_IN" w:bidi="gu_IN"/>
-          </w:rPr>
-          <w:rPr>
-            <w:color w:val="0000EE"/>
-            <w:u w:val="single"/>
-          </w:rPr>
-          <w:t>માલાખી 3:6–7</w:t>
-        </w:r>
-      </w:hyperlink>
+      <w:r>
+        <w:rPr>
+          <w:lang w:val="gu_IN" w:bidi="gu_IN"/>
+        </w:rPr>
+        <w:t>પુનર્નિયમ 4:13–14</w:t>
+      </w:r>
+    </w:p>
+    <w:p>
+      <w:pPr>
+        <w:pStyle w:val="ListBullet"/>
+        <w:spacing w:line="240" w:lineRule="auto"/>
+        <w:ind w:left="720"/>
+      </w:pPr>
+      <w:r>
+        <w:rPr>
+          <w:lang w:val="gu_IN" w:bidi="gu_IN"/>
+        </w:rPr>
+      </w:r>
+      <w:r>
+        <w:rPr>
+          <w:lang w:val="gu_IN" w:bidi="gu_IN"/>
+        </w:rPr>
+        <w:t>નિર્ગમન 27:20–21</w:t>
+      </w:r>
+    </w:p>
+    <w:p>
+      <w:pPr>
+        <w:pStyle w:val="ListBullet"/>
+        <w:spacing w:line="240" w:lineRule="auto"/>
+        <w:ind w:left="720"/>
+      </w:pPr>
+      <w:r>
+        <w:rPr>
+          <w:lang w:val="gu_IN" w:bidi="gu_IN"/>
+        </w:rPr>
+      </w:r>
+      <w:r>
+        <w:rPr>
+          <w:lang w:val="gu_IN" w:bidi="gu_IN"/>
+        </w:rPr>
+        <w:t>લેવીય 8:31–32</w:t>
+      </w:r>
+    </w:p>
+    <w:p>
+      <w:pPr>
+        <w:pStyle w:val="ListBullet"/>
+        <w:spacing w:line="240" w:lineRule="auto"/>
+        <w:ind w:left="720"/>
+      </w:pPr>
+      <w:r>
+        <w:rPr>
+          <w:lang w:val="gu_IN" w:bidi="gu_IN"/>
+        </w:rPr>
+      </w:r>
+      <w:r>
+        <w:rPr>
+          <w:lang w:val="gu_IN" w:bidi="gu_IN"/>
+        </w:rPr>
+        <w:t>માલાખી 3:6–7</w:t>
+      </w:r>
     </w:p>
     <w:p>
       <w:pPr>
@@ -778,138 +754,102 @@
           <w:lang w:val="gu_IN" w:bidi="gu_IN"/>
         </w:rPr>
       </w:r>
-      <w:hyperlink r:id="rId17">
-        <w:r>
-          <w:rPr>
-            <w:lang w:val="gu_IN" w:bidi="gu_IN"/>
-          </w:rPr>
-          <w:rPr>
-            <w:color w:val="0000EE"/>
-            <w:u w:val="single"/>
-          </w:rPr>
-          <w:t>1 યોહાન 3:9–10</w:t>
-        </w:r>
-      </w:hyperlink>
-    </w:p>
-    <w:p>
-      <w:pPr>
-        <w:pStyle w:val="ListBullet"/>
-        <w:spacing w:line="240" w:lineRule="auto"/>
-        <w:ind w:left="720"/>
-      </w:pPr>
-      <w:r>
-        <w:rPr>
-          <w:lang w:val="gu_IN" w:bidi="gu_IN"/>
-        </w:rPr>
-      </w:r>
-      <w:hyperlink r:id="rId18">
-        <w:r>
-          <w:rPr>
-            <w:lang w:val="gu_IN" w:bidi="gu_IN"/>
-          </w:rPr>
-          <w:rPr>
-            <w:color w:val="0000EE"/>
-            <w:u w:val="single"/>
-          </w:rPr>
-          <w:t>1 પિતર 1:3–5</w:t>
-        </w:r>
-      </w:hyperlink>
-    </w:p>
-    <w:p>
-      <w:pPr>
-        <w:pStyle w:val="ListBullet"/>
-        <w:spacing w:line="240" w:lineRule="auto"/>
-        <w:ind w:left="720"/>
-      </w:pPr>
-      <w:r>
-        <w:rPr>
-          <w:lang w:val="gu_IN" w:bidi="gu_IN"/>
-        </w:rPr>
-      </w:r>
-      <w:hyperlink r:id="rId19">
-        <w:r>
-          <w:rPr>
-            <w:lang w:val="gu_IN" w:bidi="gu_IN"/>
-          </w:rPr>
-          <w:rPr>
-            <w:color w:val="0000EE"/>
-            <w:u w:val="single"/>
-          </w:rPr>
-          <w:t>1 પિતર 1:22–23</w:t>
-        </w:r>
-      </w:hyperlink>
-    </w:p>
-    <w:p>
-      <w:pPr>
-        <w:pStyle w:val="ListBullet"/>
-        <w:spacing w:line="240" w:lineRule="auto"/>
-        <w:ind w:left="720"/>
-      </w:pPr>
-      <w:r>
-        <w:rPr>
-          <w:lang w:val="gu_IN" w:bidi="gu_IN"/>
-        </w:rPr>
-      </w:r>
-      <w:hyperlink r:id="rId20">
-        <w:r>
-          <w:rPr>
-            <w:lang w:val="gu_IN" w:bidi="gu_IN"/>
-          </w:rPr>
-          <w:rPr>
-            <w:color w:val="0000EE"/>
-            <w:u w:val="single"/>
-          </w:rPr>
-          <w:t>યોહાન 3:3–4</w:t>
-        </w:r>
-      </w:hyperlink>
-    </w:p>
-    <w:p>
-      <w:pPr>
-        <w:pStyle w:val="ListBullet"/>
-        <w:spacing w:line="240" w:lineRule="auto"/>
-        <w:ind w:left="720"/>
-      </w:pPr>
-      <w:r>
-        <w:rPr>
-          <w:lang w:val="gu_IN" w:bidi="gu_IN"/>
-        </w:rPr>
-      </w:r>
-      <w:hyperlink r:id="rId21">
-        <w:r>
-          <w:rPr>
-            <w:lang w:val="gu_IN" w:bidi="gu_IN"/>
-          </w:rPr>
-          <w:rPr>
-            <w:color w:val="0000EE"/>
-            <w:u w:val="single"/>
-          </w:rPr>
-          <w:t>યોહાન 3:7–8</w:t>
-        </w:r>
-      </w:hyperlink>
-    </w:p>
-    <w:p>
-      <w:pPr>
-        <w:pStyle w:val="ListBullet"/>
-        <w:spacing w:line="240" w:lineRule="auto"/>
-        <w:ind w:left="720"/>
-      </w:pPr>
-      <w:r>
-        <w:rPr>
-          <w:lang w:val="gu_IN" w:bidi="gu_IN"/>
-        </w:rPr>
-      </w:r>
-      <w:hyperlink r:id="rId22">
-        <w:r>
-          <w:rPr>
-            <w:lang w:val="gu_IN" w:bidi="gu_IN"/>
-          </w:rPr>
-          <w:rPr>
-            <w:color w:val="0000EE"/>
-            <w:u w:val="single"/>
-          </w:rPr>
-          <w:t>તિતસ 3:4–5</w:t>
-        </w:r>
-      </w:hyperlink>
+      <w:r>
+        <w:rPr>
+          <w:lang w:val="gu_IN" w:bidi="gu_IN"/>
+        </w:rPr>
+        <w:t>1 યોહાન 3:9–10</w:t>
+      </w:r>
+    </w:p>
+    <w:p>
+      <w:pPr>
+        <w:pStyle w:val="ListBullet"/>
+        <w:spacing w:line="240" w:lineRule="auto"/>
+        <w:ind w:left="720"/>
+      </w:pPr>
+      <w:r>
+        <w:rPr>
+          <w:lang w:val="gu_IN" w:bidi="gu_IN"/>
+        </w:rPr>
+      </w:r>
+      <w:r>
+        <w:rPr>
+          <w:lang w:val="gu_IN" w:bidi="gu_IN"/>
+        </w:rPr>
+        <w:t>1 પિતર 1:3–5</w:t>
+      </w:r>
+    </w:p>
+    <w:p>
+      <w:pPr>
+        <w:pStyle w:val="ListBullet"/>
+        <w:spacing w:line="240" w:lineRule="auto"/>
+        <w:ind w:left="720"/>
+      </w:pPr>
+      <w:r>
+        <w:rPr>
+          <w:lang w:val="gu_IN" w:bidi="gu_IN"/>
+        </w:rPr>
+      </w:r>
+      <w:r>
+        <w:rPr>
+          <w:lang w:val="gu_IN" w:bidi="gu_IN"/>
+        </w:rPr>
+        <w:t>1 પિતર 1:22–23</w:t>
+      </w:r>
+    </w:p>
+    <w:p>
+      <w:pPr>
+        <w:pStyle w:val="ListBullet"/>
+        <w:spacing w:line="240" w:lineRule="auto"/>
+        <w:ind w:left="720"/>
+      </w:pPr>
+      <w:r>
+        <w:rPr>
+          <w:lang w:val="gu_IN" w:bidi="gu_IN"/>
+        </w:rPr>
+      </w:r>
+      <w:r>
+        <w:rPr>
+          <w:lang w:val="gu_IN" w:bidi="gu_IN"/>
+        </w:rPr>
+        <w:t>યોહાન 3:3–4</w:t>
+      </w:r>
+    </w:p>
+    <w:p>
+      <w:pPr>
+        <w:pStyle w:val="ListBullet"/>
+        <w:spacing w:line="240" w:lineRule="auto"/>
+        <w:ind w:left="720"/>
+      </w:pPr>
+      <w:r>
+        <w:rPr>
+          <w:lang w:val="gu_IN" w:bidi="gu_IN"/>
+        </w:rPr>
+      </w:r>
+      <w:r>
+        <w:rPr>
+          <w:lang w:val="gu_IN" w:bidi="gu_IN"/>
+        </w:rPr>
+        <w:t>યોહાન 3:7–8</w:t>
+      </w:r>
+    </w:p>
+    <w:p>
+      <w:pPr>
+        <w:pStyle w:val="ListBullet"/>
+        <w:spacing w:line="240" w:lineRule="auto"/>
+        <w:ind w:left="720"/>
+      </w:pPr>
+      <w:r>
+        <w:rPr>
+          <w:lang w:val="gu_IN" w:bidi="gu_IN"/>
+        </w:rPr>
+      </w:r>
+      <w:r>
+        <w:rPr>
+          <w:lang w:val="gu_IN" w:bidi="gu_IN"/>
+        </w:rPr>
+        <w:t>તિતસ 3:4–5</w:t>
+      </w:r>
     </w:p>
     <w:p>
       <w:pPr>
@@ -1180,210 +1120,156 @@
           <w:lang w:val="gu_IN" w:bidi="gu_IN"/>
         </w:rPr>
       </w:r>
-      <w:hyperlink r:id="rId23">
-        <w:r>
-          <w:rPr>
-            <w:lang w:val="gu_IN" w:bidi="gu_IN"/>
-          </w:rPr>
-          <w:rPr>
-            <w:color w:val="0000EE"/>
-            <w:u w:val="single"/>
-          </w:rPr>
-          <w:t>પ્રેરીતોનાં કૃત્યો 26:4–5</w:t>
-        </w:r>
-      </w:hyperlink>
-    </w:p>
-    <w:p>
-      <w:pPr>
-        <w:pStyle w:val="ListBullet"/>
-        <w:spacing w:line="240" w:lineRule="auto"/>
-        <w:ind w:left="720"/>
-      </w:pPr>
-      <w:r>
-        <w:rPr>
-          <w:lang w:val="gu_IN" w:bidi="gu_IN"/>
-        </w:rPr>
-      </w:r>
-      <w:hyperlink r:id="rId24">
-        <w:r>
-          <w:rPr>
-            <w:lang w:val="gu_IN" w:bidi="gu_IN"/>
-          </w:rPr>
-          <w:rPr>
-            <w:color w:val="0000EE"/>
-            <w:u w:val="single"/>
-          </w:rPr>
-          <w:t>યોહાન 3:1–2</w:t>
-        </w:r>
-      </w:hyperlink>
-    </w:p>
-    <w:p>
-      <w:pPr>
-        <w:pStyle w:val="ListBullet"/>
-        <w:spacing w:line="240" w:lineRule="auto"/>
-        <w:ind w:left="720"/>
-      </w:pPr>
-      <w:r>
-        <w:rPr>
-          <w:lang w:val="gu_IN" w:bidi="gu_IN"/>
-        </w:rPr>
-      </w:r>
-      <w:hyperlink r:id="rId25">
-        <w:r>
-          <w:rPr>
-            <w:lang w:val="gu_IN" w:bidi="gu_IN"/>
-          </w:rPr>
-          <w:rPr>
-            <w:color w:val="0000EE"/>
-            <w:u w:val="single"/>
-          </w:rPr>
-          <w:t>લૂક 11:43–44</w:t>
-        </w:r>
-      </w:hyperlink>
-    </w:p>
-    <w:p>
-      <w:pPr>
-        <w:pStyle w:val="ListBullet"/>
-        <w:spacing w:line="240" w:lineRule="auto"/>
-        <w:ind w:left="720"/>
-      </w:pPr>
-      <w:r>
-        <w:rPr>
-          <w:lang w:val="gu_IN" w:bidi="gu_IN"/>
-        </w:rPr>
-      </w:r>
-      <w:hyperlink r:id="rId26">
-        <w:r>
-          <w:rPr>
-            <w:lang w:val="gu_IN" w:bidi="gu_IN"/>
-          </w:rPr>
-          <w:rPr>
-            <w:color w:val="0000EE"/>
-            <w:u w:val="single"/>
-          </w:rPr>
-          <w:t>માથ્થી 3:7–9</w:t>
-        </w:r>
-      </w:hyperlink>
-    </w:p>
-    <w:p>
-      <w:pPr>
-        <w:pStyle w:val="ListBullet"/>
-        <w:spacing w:line="240" w:lineRule="auto"/>
-        <w:ind w:left="720"/>
-      </w:pPr>
-      <w:r>
-        <w:rPr>
-          <w:lang w:val="gu_IN" w:bidi="gu_IN"/>
-        </w:rPr>
-      </w:r>
-      <w:hyperlink r:id="rId27">
-        <w:r>
-          <w:rPr>
-            <w:lang w:val="gu_IN" w:bidi="gu_IN"/>
-          </w:rPr>
-          <w:rPr>
-            <w:color w:val="0000EE"/>
-            <w:u w:val="single"/>
-          </w:rPr>
-          <w:t>માથ્થી 5:19–20</w:t>
-        </w:r>
-      </w:hyperlink>
-    </w:p>
-    <w:p>
-      <w:pPr>
-        <w:pStyle w:val="ListBullet"/>
-        <w:spacing w:line="240" w:lineRule="auto"/>
-        <w:ind w:left="720"/>
-      </w:pPr>
-      <w:r>
-        <w:rPr>
-          <w:lang w:val="gu_IN" w:bidi="gu_IN"/>
-        </w:rPr>
-      </w:r>
-      <w:hyperlink r:id="rId28">
-        <w:r>
-          <w:rPr>
-            <w:lang w:val="gu_IN" w:bidi="gu_IN"/>
-          </w:rPr>
-          <w:rPr>
-            <w:color w:val="0000EE"/>
-            <w:u w:val="single"/>
-          </w:rPr>
-          <w:t>માથ્થી 9:10–11</w:t>
-        </w:r>
-      </w:hyperlink>
-    </w:p>
-    <w:p>
-      <w:pPr>
-        <w:pStyle w:val="ListBullet"/>
-        <w:spacing w:line="240" w:lineRule="auto"/>
-        <w:ind w:left="720"/>
-      </w:pPr>
-      <w:r>
-        <w:rPr>
-          <w:lang w:val="gu_IN" w:bidi="gu_IN"/>
-        </w:rPr>
-      </w:r>
-      <w:hyperlink r:id="rId29">
-        <w:r>
-          <w:rPr>
-            <w:lang w:val="gu_IN" w:bidi="gu_IN"/>
-          </w:rPr>
-          <w:rPr>
-            <w:color w:val="0000EE"/>
-            <w:u w:val="single"/>
-          </w:rPr>
-          <w:t>માથ્થી 12:1–2</w:t>
-        </w:r>
-      </w:hyperlink>
-    </w:p>
-    <w:p>
-      <w:pPr>
-        <w:pStyle w:val="ListBullet"/>
-        <w:spacing w:line="240" w:lineRule="auto"/>
-        <w:ind w:left="720"/>
-      </w:pPr>
-      <w:r>
-        <w:rPr>
-          <w:lang w:val="gu_IN" w:bidi="gu_IN"/>
-        </w:rPr>
-      </w:r>
-      <w:hyperlink r:id="rId30">
-        <w:r>
-          <w:rPr>
-            <w:lang w:val="gu_IN" w:bidi="gu_IN"/>
-          </w:rPr>
-          <w:rPr>
-            <w:color w:val="0000EE"/>
-            <w:u w:val="single"/>
-          </w:rPr>
-          <w:t>માથ્થી 12:38–40</w:t>
-        </w:r>
-      </w:hyperlink>
-    </w:p>
-    <w:p>
-      <w:pPr>
-        <w:pStyle w:val="ListBullet"/>
-        <w:spacing w:line="240" w:lineRule="auto"/>
-        <w:ind w:left="720"/>
-      </w:pPr>
-      <w:r>
-        <w:rPr>
-          <w:lang w:val="gu_IN" w:bidi="gu_IN"/>
-        </w:rPr>
-      </w:r>
-      <w:hyperlink r:id="rId31">
-        <w:r>
-          <w:rPr>
-            <w:lang w:val="gu_IN" w:bidi="gu_IN"/>
-          </w:rPr>
-          <w:rPr>
-            <w:color w:val="0000EE"/>
-            <w:u w:val="single"/>
-          </w:rPr>
-          <w:t>ફિલિપ્પી 3:4–5</w:t>
-        </w:r>
-      </w:hyperlink>
+      <w:r>
+        <w:rPr>
+          <w:lang w:val="gu_IN" w:bidi="gu_IN"/>
+        </w:rPr>
+        <w:t>પ્રેરીતોનાં કૃત્યો 26:4–5</w:t>
+      </w:r>
+    </w:p>
+    <w:p>
+      <w:pPr>
+        <w:pStyle w:val="ListBullet"/>
+        <w:spacing w:line="240" w:lineRule="auto"/>
+        <w:ind w:left="720"/>
+      </w:pPr>
+      <w:r>
+        <w:rPr>
+          <w:lang w:val="gu_IN" w:bidi="gu_IN"/>
+        </w:rPr>
+      </w:r>
+      <w:r>
+        <w:rPr>
+          <w:lang w:val="gu_IN" w:bidi="gu_IN"/>
+        </w:rPr>
+        <w:t>યોહાન 3:1–2</w:t>
+      </w:r>
+    </w:p>
+    <w:p>
+      <w:pPr>
+        <w:pStyle w:val="ListBullet"/>
+        <w:spacing w:line="240" w:lineRule="auto"/>
+        <w:ind w:left="720"/>
+      </w:pPr>
+      <w:r>
+        <w:rPr>
+          <w:lang w:val="gu_IN" w:bidi="gu_IN"/>
+        </w:rPr>
+      </w:r>
+      <w:r>
+        <w:rPr>
+          <w:lang w:val="gu_IN" w:bidi="gu_IN"/>
+        </w:rPr>
+        <w:t>લૂક 11:43–44</w:t>
+      </w:r>
+    </w:p>
+    <w:p>
+      <w:pPr>
+        <w:pStyle w:val="ListBullet"/>
+        <w:spacing w:line="240" w:lineRule="auto"/>
+        <w:ind w:left="720"/>
+      </w:pPr>
+      <w:r>
+        <w:rPr>
+          <w:lang w:val="gu_IN" w:bidi="gu_IN"/>
+        </w:rPr>
+      </w:r>
+      <w:r>
+        <w:rPr>
+          <w:lang w:val="gu_IN" w:bidi="gu_IN"/>
+        </w:rPr>
+        <w:t>માથ્થી 3:7–9</w:t>
+      </w:r>
+    </w:p>
+    <w:p>
+      <w:pPr>
+        <w:pStyle w:val="ListBullet"/>
+        <w:spacing w:line="240" w:lineRule="auto"/>
+        <w:ind w:left="720"/>
+      </w:pPr>
+      <w:r>
+        <w:rPr>
+          <w:lang w:val="gu_IN" w:bidi="gu_IN"/>
+        </w:rPr>
+      </w:r>
+      <w:r>
+        <w:rPr>
+          <w:lang w:val="gu_IN" w:bidi="gu_IN"/>
+        </w:rPr>
+        <w:t>માથ્થી 5:19–20</w:t>
+      </w:r>
+    </w:p>
+    <w:p>
+      <w:pPr>
+        <w:pStyle w:val="ListBullet"/>
+        <w:spacing w:line="240" w:lineRule="auto"/>
+        <w:ind w:left="720"/>
+      </w:pPr>
+      <w:r>
+        <w:rPr>
+          <w:lang w:val="gu_IN" w:bidi="gu_IN"/>
+        </w:rPr>
+      </w:r>
+      <w:r>
+        <w:rPr>
+          <w:lang w:val="gu_IN" w:bidi="gu_IN"/>
+        </w:rPr>
+        <w:t>માથ્થી 9:10–11</w:t>
+      </w:r>
+    </w:p>
+    <w:p>
+      <w:pPr>
+        <w:pStyle w:val="ListBullet"/>
+        <w:spacing w:line="240" w:lineRule="auto"/>
+        <w:ind w:left="720"/>
+      </w:pPr>
+      <w:r>
+        <w:rPr>
+          <w:lang w:val="gu_IN" w:bidi="gu_IN"/>
+        </w:rPr>
+      </w:r>
+      <w:r>
+        <w:rPr>
+          <w:lang w:val="gu_IN" w:bidi="gu_IN"/>
+        </w:rPr>
+        <w:t>માથ્થી 12:1–2</w:t>
+      </w:r>
+    </w:p>
+    <w:p>
+      <w:pPr>
+        <w:pStyle w:val="ListBullet"/>
+        <w:spacing w:line="240" w:lineRule="auto"/>
+        <w:ind w:left="720"/>
+      </w:pPr>
+      <w:r>
+        <w:rPr>
+          <w:lang w:val="gu_IN" w:bidi="gu_IN"/>
+        </w:rPr>
+      </w:r>
+      <w:r>
+        <w:rPr>
+          <w:lang w:val="gu_IN" w:bidi="gu_IN"/>
+        </w:rPr>
+        <w:t>માથ્થી 12:38–40</w:t>
+      </w:r>
+    </w:p>
+    <w:p>
+      <w:pPr>
+        <w:pStyle w:val="ListBullet"/>
+        <w:spacing w:line="240" w:lineRule="auto"/>
+        <w:ind w:left="720"/>
+      </w:pPr>
+      <w:r>
+        <w:rPr>
+          <w:lang w:val="gu_IN" w:bidi="gu_IN"/>
+        </w:rPr>
+      </w:r>
+      <w:r>
+        <w:rPr>
+          <w:lang w:val="gu_IN" w:bidi="gu_IN"/>
+        </w:rPr>
+        <w:t>ફિલિપ્પી 3:4–5</w:t>
+      </w:r>
     </w:p>
     <w:p>
       <w:pPr>
@@ -1691,186 +1577,138 @@
           <w:lang w:val="gu_IN" w:bidi="gu_IN"/>
         </w:rPr>
       </w:r>
-      <w:hyperlink r:id="rId32">
-        <w:r>
-          <w:rPr>
-            <w:lang w:val="gu_IN" w:bidi="gu_IN"/>
-          </w:rPr>
-          <w:rPr>
-            <w:color w:val="0000EE"/>
-            <w:u w:val="single"/>
-          </w:rPr>
-          <w:t>1 કરંથી 9:9–11</w:t>
-        </w:r>
-      </w:hyperlink>
-    </w:p>
-    <w:p>
-      <w:pPr>
-        <w:pStyle w:val="ListBullet"/>
-        <w:spacing w:line="240" w:lineRule="auto"/>
-        <w:ind w:left="720"/>
-      </w:pPr>
-      <w:r>
-        <w:rPr>
-          <w:lang w:val="gu_IN" w:bidi="gu_IN"/>
-        </w:rPr>
-      </w:r>
-      <w:hyperlink r:id="rId33">
-        <w:r>
-          <w:rPr>
-            <w:lang w:val="gu_IN" w:bidi="gu_IN"/>
-          </w:rPr>
-          <w:rPr>
-            <w:color w:val="0000EE"/>
-            <w:u w:val="single"/>
-          </w:rPr>
-          <w:t>2 શમુએલ21:7–9</w:t>
-        </w:r>
-      </w:hyperlink>
-    </w:p>
-    <w:p>
-      <w:pPr>
-        <w:pStyle w:val="ListBullet"/>
-        <w:spacing w:line="240" w:lineRule="auto"/>
-        <w:ind w:left="720"/>
-      </w:pPr>
-      <w:r>
-        <w:rPr>
-          <w:lang w:val="gu_IN" w:bidi="gu_IN"/>
-        </w:rPr>
-      </w:r>
-      <w:hyperlink r:id="rId34">
-        <w:r>
-          <w:rPr>
-            <w:lang w:val="gu_IN" w:bidi="gu_IN"/>
-          </w:rPr>
-          <w:rPr>
-            <w:color w:val="0000EE"/>
-            <w:u w:val="single"/>
-          </w:rPr>
-          <w:t>ગલાતી 6:9–10</w:t>
-        </w:r>
-      </w:hyperlink>
-    </w:p>
-    <w:p>
-      <w:pPr>
-        <w:pStyle w:val="ListBullet"/>
-        <w:spacing w:line="240" w:lineRule="auto"/>
-        <w:ind w:left="720"/>
-      </w:pPr>
-      <w:r>
-        <w:rPr>
-          <w:lang w:val="gu_IN" w:bidi="gu_IN"/>
-        </w:rPr>
-      </w:r>
-      <w:hyperlink r:id="rId35">
-        <w:r>
-          <w:rPr>
-            <w:lang w:val="gu_IN" w:bidi="gu_IN"/>
-          </w:rPr>
-          <w:rPr>
-            <w:color w:val="0000EE"/>
-            <w:u w:val="single"/>
-          </w:rPr>
-          <w:t>યશાયા 17:10–11</w:t>
-        </w:r>
-      </w:hyperlink>
-    </w:p>
-    <w:p>
-      <w:pPr>
-        <w:pStyle w:val="ListBullet"/>
-        <w:spacing w:line="240" w:lineRule="auto"/>
-        <w:ind w:left="720"/>
-      </w:pPr>
-      <w:r>
-        <w:rPr>
-          <w:lang w:val="gu_IN" w:bidi="gu_IN"/>
-        </w:rPr>
-      </w:r>
-      <w:hyperlink r:id="rId36">
-        <w:r>
-          <w:rPr>
-            <w:lang w:val="gu_IN" w:bidi="gu_IN"/>
-          </w:rPr>
-          <w:rPr>
-            <w:color w:val="0000EE"/>
-            <w:u w:val="single"/>
-          </w:rPr>
-          <w:t>યાકૂબ 5:7–8</w:t>
-        </w:r>
-      </w:hyperlink>
-    </w:p>
-    <w:p>
-      <w:pPr>
-        <w:pStyle w:val="ListBullet"/>
-        <w:spacing w:line="240" w:lineRule="auto"/>
-        <w:ind w:left="720"/>
-      </w:pPr>
-      <w:r>
-        <w:rPr>
-          <w:lang w:val="gu_IN" w:bidi="gu_IN"/>
-        </w:rPr>
-      </w:r>
-      <w:hyperlink r:id="rId37">
-        <w:r>
-          <w:rPr>
-            <w:lang w:val="gu_IN" w:bidi="gu_IN"/>
-          </w:rPr>
-          <w:rPr>
-            <w:color w:val="0000EE"/>
-            <w:u w:val="single"/>
-          </w:rPr>
-          <w:t>લેવીય 19:9–10</w:t>
-        </w:r>
-      </w:hyperlink>
-    </w:p>
-    <w:p>
-      <w:pPr>
-        <w:pStyle w:val="ListBullet"/>
-        <w:spacing w:line="240" w:lineRule="auto"/>
-        <w:ind w:left="720"/>
-      </w:pPr>
-      <w:r>
-        <w:rPr>
-          <w:lang w:val="gu_IN" w:bidi="gu_IN"/>
-        </w:rPr>
-      </w:r>
-      <w:hyperlink r:id="rId38">
-        <w:r>
-          <w:rPr>
-            <w:lang w:val="gu_IN" w:bidi="gu_IN"/>
-          </w:rPr>
-          <w:rPr>
-            <w:color w:val="0000EE"/>
-            <w:u w:val="single"/>
-          </w:rPr>
-          <w:t>માથ્થી 9:37–38</w:t>
-        </w:r>
-      </w:hyperlink>
-    </w:p>
-    <w:p>
-      <w:pPr>
-        <w:pStyle w:val="ListBullet"/>
-        <w:spacing w:line="240" w:lineRule="auto"/>
-        <w:ind w:left="720"/>
-      </w:pPr>
-      <w:r>
-        <w:rPr>
-          <w:lang w:val="gu_IN" w:bidi="gu_IN"/>
-        </w:rPr>
-      </w:r>
-      <w:hyperlink r:id="rId39">
-        <w:r>
-          <w:rPr>
-            <w:lang w:val="gu_IN" w:bidi="gu_IN"/>
-          </w:rPr>
-          <w:rPr>
-            <w:color w:val="0000EE"/>
-            <w:u w:val="single"/>
-          </w:rPr>
-          <w:t>રૂથ 1:22</w:t>
-        </w:r>
-      </w:hyperlink>
+      <w:r>
+        <w:rPr>
+          <w:lang w:val="gu_IN" w:bidi="gu_IN"/>
+        </w:rPr>
+        <w:t>1 કરંથી 9:9–11</w:t>
+      </w:r>
+    </w:p>
+    <w:p>
+      <w:pPr>
+        <w:pStyle w:val="ListBullet"/>
+        <w:spacing w:line="240" w:lineRule="auto"/>
+        <w:ind w:left="720"/>
+      </w:pPr>
+      <w:r>
+        <w:rPr>
+          <w:lang w:val="gu_IN" w:bidi="gu_IN"/>
+        </w:rPr>
+      </w:r>
+      <w:r>
+        <w:rPr>
+          <w:lang w:val="gu_IN" w:bidi="gu_IN"/>
+        </w:rPr>
+        <w:t>2 શમુએલ21:7–9</w:t>
+      </w:r>
+    </w:p>
+    <w:p>
+      <w:pPr>
+        <w:pStyle w:val="ListBullet"/>
+        <w:spacing w:line="240" w:lineRule="auto"/>
+        <w:ind w:left="720"/>
+      </w:pPr>
+      <w:r>
+        <w:rPr>
+          <w:lang w:val="gu_IN" w:bidi="gu_IN"/>
+        </w:rPr>
+      </w:r>
+      <w:r>
+        <w:rPr>
+          <w:lang w:val="gu_IN" w:bidi="gu_IN"/>
+        </w:rPr>
+        <w:t>ગલાતી 6:9–10</w:t>
+      </w:r>
+    </w:p>
+    <w:p>
+      <w:pPr>
+        <w:pStyle w:val="ListBullet"/>
+        <w:spacing w:line="240" w:lineRule="auto"/>
+        <w:ind w:left="720"/>
+      </w:pPr>
+      <w:r>
+        <w:rPr>
+          <w:lang w:val="gu_IN" w:bidi="gu_IN"/>
+        </w:rPr>
+      </w:r>
+      <w:r>
+        <w:rPr>
+          <w:lang w:val="gu_IN" w:bidi="gu_IN"/>
+        </w:rPr>
+        <w:t>યશાયા 17:10–11</w:t>
+      </w:r>
+    </w:p>
+    <w:p>
+      <w:pPr>
+        <w:pStyle w:val="ListBullet"/>
+        <w:spacing w:line="240" w:lineRule="auto"/>
+        <w:ind w:left="720"/>
+      </w:pPr>
+      <w:r>
+        <w:rPr>
+          <w:lang w:val="gu_IN" w:bidi="gu_IN"/>
+        </w:rPr>
+      </w:r>
+      <w:r>
+        <w:rPr>
+          <w:lang w:val="gu_IN" w:bidi="gu_IN"/>
+        </w:rPr>
+        <w:t>યાકૂબ 5:7–8</w:t>
+      </w:r>
+    </w:p>
+    <w:p>
+      <w:pPr>
+        <w:pStyle w:val="ListBullet"/>
+        <w:spacing w:line="240" w:lineRule="auto"/>
+        <w:ind w:left="720"/>
+      </w:pPr>
+      <w:r>
+        <w:rPr>
+          <w:lang w:val="gu_IN" w:bidi="gu_IN"/>
+        </w:rPr>
+      </w:r>
+      <w:r>
+        <w:rPr>
+          <w:lang w:val="gu_IN" w:bidi="gu_IN"/>
+        </w:rPr>
+        <w:t>લેવીય 19:9–10</w:t>
+      </w:r>
+    </w:p>
+    <w:p>
+      <w:pPr>
+        <w:pStyle w:val="ListBullet"/>
+        <w:spacing w:line="240" w:lineRule="auto"/>
+        <w:ind w:left="720"/>
+      </w:pPr>
+      <w:r>
+        <w:rPr>
+          <w:lang w:val="gu_IN" w:bidi="gu_IN"/>
+        </w:rPr>
+      </w:r>
+      <w:r>
+        <w:rPr>
+          <w:lang w:val="gu_IN" w:bidi="gu_IN"/>
+        </w:rPr>
+        <w:t>માથ્થી 9:37–38</w:t>
+      </w:r>
+    </w:p>
+    <w:p>
+      <w:pPr>
+        <w:pStyle w:val="ListBullet"/>
+        <w:spacing w:line="240" w:lineRule="auto"/>
+        <w:ind w:left="720"/>
+      </w:pPr>
+      <w:r>
+        <w:rPr>
+          <w:lang w:val="gu_IN" w:bidi="gu_IN"/>
+        </w:rPr>
+      </w:r>
+      <w:r>
+        <w:rPr>
+          <w:lang w:val="gu_IN" w:bidi="gu_IN"/>
+        </w:rPr>
+        <w:t>રૂથ 1:22</w:t>
+      </w:r>
     </w:p>
     <w:p>
       <w:pPr>
@@ -2367,114 +2205,84 @@
           <w:lang w:val="gu_IN" w:bidi="gu_IN"/>
         </w:rPr>
       </w:r>
-      <w:hyperlink r:id="rId40">
-        <w:r>
-          <w:rPr>
-            <w:lang w:val="gu_IN" w:bidi="gu_IN"/>
-          </w:rPr>
-          <w:rPr>
-            <w:color w:val="0000EE"/>
-            <w:u w:val="single"/>
-          </w:rPr>
-          <w:t>ગલાતી 5:22–24</w:t>
-        </w:r>
-      </w:hyperlink>
-    </w:p>
-    <w:p>
-      <w:pPr>
-        <w:pStyle w:val="ListBullet"/>
-        <w:spacing w:line="240" w:lineRule="auto"/>
-        <w:ind w:left="720"/>
-      </w:pPr>
-      <w:r>
-        <w:rPr>
-          <w:lang w:val="gu_IN" w:bidi="gu_IN"/>
-        </w:rPr>
-      </w:r>
-      <w:hyperlink r:id="rId41">
-        <w:r>
-          <w:rPr>
-            <w:lang w:val="gu_IN" w:bidi="gu_IN"/>
-          </w:rPr>
-          <w:rPr>
-            <w:color w:val="0000EE"/>
-            <w:u w:val="single"/>
-          </w:rPr>
-          <w:t>ઉત્પત્તિ 1:11–13</w:t>
-        </w:r>
-      </w:hyperlink>
-    </w:p>
-    <w:p>
-      <w:pPr>
-        <w:pStyle w:val="ListBullet"/>
-        <w:spacing w:line="240" w:lineRule="auto"/>
-        <w:ind w:left="720"/>
-      </w:pPr>
-      <w:r>
-        <w:rPr>
-          <w:lang w:val="gu_IN" w:bidi="gu_IN"/>
-        </w:rPr>
-      </w:r>
-      <w:hyperlink r:id="rId42">
-        <w:r>
-          <w:rPr>
-            <w:lang w:val="gu_IN" w:bidi="gu_IN"/>
-          </w:rPr>
-          <w:rPr>
-            <w:color w:val="0000EE"/>
-            <w:u w:val="single"/>
-          </w:rPr>
-          <w:t>લૂક 8:14–15</w:t>
-        </w:r>
-      </w:hyperlink>
-    </w:p>
-    <w:p>
-      <w:pPr>
-        <w:pStyle w:val="ListBullet"/>
-        <w:spacing w:line="240" w:lineRule="auto"/>
-        <w:ind w:left="720"/>
-      </w:pPr>
-      <w:r>
-        <w:rPr>
-          <w:lang w:val="gu_IN" w:bidi="gu_IN"/>
-        </w:rPr>
-      </w:r>
-      <w:hyperlink r:id="rId26">
-        <w:r>
-          <w:rPr>
-            <w:lang w:val="gu_IN" w:bidi="gu_IN"/>
-          </w:rPr>
-          <w:rPr>
-            <w:color w:val="0000EE"/>
-            <w:u w:val="single"/>
-          </w:rPr>
-          <w:t>માથ્થી 3:7–9</w:t>
-        </w:r>
-      </w:hyperlink>
-    </w:p>
-    <w:p>
-      <w:pPr>
-        <w:pStyle w:val="ListBullet"/>
-        <w:spacing w:line="240" w:lineRule="auto"/>
-        <w:ind w:left="720"/>
-      </w:pPr>
-      <w:r>
-        <w:rPr>
-          <w:lang w:val="gu_IN" w:bidi="gu_IN"/>
-        </w:rPr>
-      </w:r>
-      <w:hyperlink r:id="rId43">
-        <w:r>
-          <w:rPr>
-            <w:lang w:val="gu_IN" w:bidi="gu_IN"/>
-          </w:rPr>
-          <w:rPr>
-            <w:color w:val="0000EE"/>
-            <w:u w:val="single"/>
-          </w:rPr>
-          <w:t>માથ્થી 7:15–17</w:t>
-        </w:r>
-      </w:hyperlink>
+      <w:r>
+        <w:rPr>
+          <w:lang w:val="gu_IN" w:bidi="gu_IN"/>
+        </w:rPr>
+        <w:t>ગલાતી 5:22–24</w:t>
+      </w:r>
+    </w:p>
+    <w:p>
+      <w:pPr>
+        <w:pStyle w:val="ListBullet"/>
+        <w:spacing w:line="240" w:lineRule="auto"/>
+        <w:ind w:left="720"/>
+      </w:pPr>
+      <w:r>
+        <w:rPr>
+          <w:lang w:val="gu_IN" w:bidi="gu_IN"/>
+        </w:rPr>
+      </w:r>
+      <w:r>
+        <w:rPr>
+          <w:lang w:val="gu_IN" w:bidi="gu_IN"/>
+        </w:rPr>
+        <w:t>ઉત્પત્તિ 1:11–13</w:t>
+      </w:r>
+    </w:p>
+    <w:p>
+      <w:pPr>
+        <w:pStyle w:val="ListBullet"/>
+        <w:spacing w:line="240" w:lineRule="auto"/>
+        <w:ind w:left="720"/>
+      </w:pPr>
+      <w:r>
+        <w:rPr>
+          <w:lang w:val="gu_IN" w:bidi="gu_IN"/>
+        </w:rPr>
+      </w:r>
+      <w:r>
+        <w:rPr>
+          <w:lang w:val="gu_IN" w:bidi="gu_IN"/>
+        </w:rPr>
+        <w:t>લૂક 8:14–15</w:t>
+      </w:r>
+    </w:p>
+    <w:p>
+      <w:pPr>
+        <w:pStyle w:val="ListBullet"/>
+        <w:spacing w:line="240" w:lineRule="auto"/>
+        <w:ind w:left="720"/>
+      </w:pPr>
+      <w:r>
+        <w:rPr>
+          <w:lang w:val="gu_IN" w:bidi="gu_IN"/>
+        </w:rPr>
+      </w:r>
+      <w:r>
+        <w:rPr>
+          <w:lang w:val="gu_IN" w:bidi="gu_IN"/>
+        </w:rPr>
+        <w:t>માથ્થી 3:7–9</w:t>
+      </w:r>
+    </w:p>
+    <w:p>
+      <w:pPr>
+        <w:pStyle w:val="ListBullet"/>
+        <w:spacing w:line="240" w:lineRule="auto"/>
+        <w:ind w:left="720"/>
+      </w:pPr>
+      <w:r>
+        <w:rPr>
+          <w:lang w:val="gu_IN" w:bidi="gu_IN"/>
+        </w:rPr>
+      </w:r>
+      <w:r>
+        <w:rPr>
+          <w:lang w:val="gu_IN" w:bidi="gu_IN"/>
+        </w:rPr>
+        <w:t>માથ્થી 7:15–17</w:t>
+      </w:r>
     </w:p>
     <w:p>
       <w:pPr>
@@ -2729,138 +2537,102 @@
           <w:lang w:val="gu_IN" w:bidi="gu_IN"/>
         </w:rPr>
       </w:r>
-      <w:hyperlink r:id="rId44">
-        <w:r>
-          <w:rPr>
-            <w:lang w:val="gu_IN" w:bidi="gu_IN"/>
-          </w:rPr>
-          <w:rPr>
-            <w:color w:val="0000EE"/>
-            <w:u w:val="single"/>
-          </w:rPr>
-          <w:t>પ્રેરિતોનાં કૃત્યો 7:9–10</w:t>
-        </w:r>
-      </w:hyperlink>
-    </w:p>
-    <w:p>
-      <w:pPr>
-        <w:pStyle w:val="ListBullet"/>
-        <w:spacing w:line="240" w:lineRule="auto"/>
-        <w:ind w:left="720"/>
-      </w:pPr>
-      <w:r>
-        <w:rPr>
-          <w:lang w:val="gu_IN" w:bidi="gu_IN"/>
-        </w:rPr>
-      </w:r>
-      <w:hyperlink r:id="rId45">
-        <w:r>
-          <w:rPr>
-            <w:lang w:val="gu_IN" w:bidi="gu_IN"/>
-          </w:rPr>
-          <w:rPr>
-            <w:color w:val="0000EE"/>
-            <w:u w:val="single"/>
-          </w:rPr>
-          <w:t>પ્રેરિતોનાં કૃત્યો 7:11–13</w:t>
-        </w:r>
-      </w:hyperlink>
-    </w:p>
-    <w:p>
-      <w:pPr>
-        <w:pStyle w:val="ListBullet"/>
-        <w:spacing w:line="240" w:lineRule="auto"/>
-        <w:ind w:left="720"/>
-      </w:pPr>
-      <w:r>
-        <w:rPr>
-          <w:lang w:val="gu_IN" w:bidi="gu_IN"/>
-        </w:rPr>
-      </w:r>
-      <w:hyperlink r:id="rId46">
-        <w:r>
-          <w:rPr>
-            <w:lang w:val="gu_IN" w:bidi="gu_IN"/>
-          </w:rPr>
-          <w:rPr>
-            <w:color w:val="0000EE"/>
-            <w:u w:val="single"/>
-          </w:rPr>
-          <w:t>પ્રેરિતોનાં કૃત્યો 7:20–21</w:t>
-        </w:r>
-      </w:hyperlink>
-    </w:p>
-    <w:p>
-      <w:pPr>
-        <w:pStyle w:val="ListBullet"/>
-        <w:spacing w:line="240" w:lineRule="auto"/>
-        <w:ind w:left="720"/>
-      </w:pPr>
-      <w:r>
-        <w:rPr>
-          <w:lang w:val="gu_IN" w:bidi="gu_IN"/>
-        </w:rPr>
-      </w:r>
-      <w:hyperlink r:id="rId47">
-        <w:r>
-          <w:rPr>
-            <w:lang w:val="gu_IN" w:bidi="gu_IN"/>
-          </w:rPr>
-          <w:rPr>
-            <w:color w:val="0000EE"/>
-            <w:u w:val="single"/>
-          </w:rPr>
-          <w:t>ઉત્પત્તિ 12:14–16</w:t>
-        </w:r>
-      </w:hyperlink>
-    </w:p>
-    <w:p>
-      <w:pPr>
-        <w:pStyle w:val="ListBullet"/>
-        <w:spacing w:line="240" w:lineRule="auto"/>
-        <w:ind w:left="720"/>
-      </w:pPr>
-      <w:r>
-        <w:rPr>
-          <w:lang w:val="gu_IN" w:bidi="gu_IN"/>
-        </w:rPr>
-      </w:r>
-      <w:hyperlink r:id="rId48">
-        <w:r>
-          <w:rPr>
-            <w:lang w:val="gu_IN" w:bidi="gu_IN"/>
-          </w:rPr>
-          <w:rPr>
-            <w:color w:val="0000EE"/>
-            <w:u w:val="single"/>
-          </w:rPr>
-          <w:t>ઉત્પત્તિ 40:6–8</w:t>
-        </w:r>
-      </w:hyperlink>
-    </w:p>
-    <w:p>
-      <w:pPr>
-        <w:pStyle w:val="ListBullet"/>
-        <w:spacing w:line="240" w:lineRule="auto"/>
-        <w:ind w:left="720"/>
-      </w:pPr>
-      <w:r>
-        <w:rPr>
-          <w:lang w:val="gu_IN" w:bidi="gu_IN"/>
-        </w:rPr>
-      </w:r>
-      <w:hyperlink r:id="rId49">
-        <w:r>
-          <w:rPr>
-            <w:lang w:val="gu_IN" w:bidi="gu_IN"/>
-          </w:rPr>
-          <w:rPr>
-            <w:color w:val="0000EE"/>
-            <w:u w:val="single"/>
-          </w:rPr>
-          <w:t>ઉત્પત્તિ 41:25–26</w:t>
-        </w:r>
-      </w:hyperlink>
+      <w:r>
+        <w:rPr>
+          <w:lang w:val="gu_IN" w:bidi="gu_IN"/>
+        </w:rPr>
+        <w:t>પ્રેરિતોનાં કૃત્યો 7:9–10</w:t>
+      </w:r>
+    </w:p>
+    <w:p>
+      <w:pPr>
+        <w:pStyle w:val="ListBullet"/>
+        <w:spacing w:line="240" w:lineRule="auto"/>
+        <w:ind w:left="720"/>
+      </w:pPr>
+      <w:r>
+        <w:rPr>
+          <w:lang w:val="gu_IN" w:bidi="gu_IN"/>
+        </w:rPr>
+      </w:r>
+      <w:r>
+        <w:rPr>
+          <w:lang w:val="gu_IN" w:bidi="gu_IN"/>
+        </w:rPr>
+        <w:t>પ્રેરિતોનાં કૃત્યો 7:11–13</w:t>
+      </w:r>
+    </w:p>
+    <w:p>
+      <w:pPr>
+        <w:pStyle w:val="ListBullet"/>
+        <w:spacing w:line="240" w:lineRule="auto"/>
+        <w:ind w:left="720"/>
+      </w:pPr>
+      <w:r>
+        <w:rPr>
+          <w:lang w:val="gu_IN" w:bidi="gu_IN"/>
+        </w:rPr>
+      </w:r>
+      <w:r>
+        <w:rPr>
+          <w:lang w:val="gu_IN" w:bidi="gu_IN"/>
+        </w:rPr>
+        <w:t>પ્રેરિતોનાં કૃત્યો 7:20–21</w:t>
+      </w:r>
+    </w:p>
+    <w:p>
+      <w:pPr>
+        <w:pStyle w:val="ListBullet"/>
+        <w:spacing w:line="240" w:lineRule="auto"/>
+        <w:ind w:left="720"/>
+      </w:pPr>
+      <w:r>
+        <w:rPr>
+          <w:lang w:val="gu_IN" w:bidi="gu_IN"/>
+        </w:rPr>
+      </w:r>
+      <w:r>
+        <w:rPr>
+          <w:lang w:val="gu_IN" w:bidi="gu_IN"/>
+        </w:rPr>
+        <w:t>ઉત્પત્તિ 12:14–16</w:t>
+      </w:r>
+    </w:p>
+    <w:p>
+      <w:pPr>
+        <w:pStyle w:val="ListBullet"/>
+        <w:spacing w:line="240" w:lineRule="auto"/>
+        <w:ind w:left="720"/>
+      </w:pPr>
+      <w:r>
+        <w:rPr>
+          <w:lang w:val="gu_IN" w:bidi="gu_IN"/>
+        </w:rPr>
+      </w:r>
+      <w:r>
+        <w:rPr>
+          <w:lang w:val="gu_IN" w:bidi="gu_IN"/>
+        </w:rPr>
+        <w:t>ઉત્પત્તિ 40:6–8</w:t>
+      </w:r>
+    </w:p>
+    <w:p>
+      <w:pPr>
+        <w:pStyle w:val="ListBullet"/>
+        <w:spacing w:line="240" w:lineRule="auto"/>
+        <w:ind w:left="720"/>
+      </w:pPr>
+      <w:r>
+        <w:rPr>
+          <w:lang w:val="gu_IN" w:bidi="gu_IN"/>
+        </w:rPr>
+      </w:r>
+      <w:r>
+        <w:rPr>
+          <w:lang w:val="gu_IN" w:bidi="gu_IN"/>
+        </w:rPr>
+        <w:t>ઉત્પત્તિ 41:25–26</w:t>
+      </w:r>
     </w:p>
     <w:p>
       <w:pPr>
@@ -3376,90 +3148,66 @@
           <w:lang w:val="gu_IN" w:bidi="gu_IN"/>
         </w:rPr>
       </w:r>
-      <w:hyperlink r:id="rId50">
-        <w:r>
-          <w:rPr>
-            <w:lang w:val="gu_IN" w:bidi="gu_IN"/>
-          </w:rPr>
-          <w:rPr>
-            <w:color w:val="0000EE"/>
-            <w:u w:val="single"/>
-          </w:rPr>
-          <w:t>1 શમુએલ 4:3–4</w:t>
-        </w:r>
-      </w:hyperlink>
-    </w:p>
-    <w:p>
-      <w:pPr>
-        <w:pStyle w:val="ListBullet"/>
-        <w:spacing w:line="240" w:lineRule="auto"/>
-        <w:ind w:left="720"/>
-      </w:pPr>
-      <w:r>
-        <w:rPr>
-          <w:lang w:val="gu_IN" w:bidi="gu_IN"/>
-        </w:rPr>
-      </w:r>
-      <w:hyperlink r:id="rId51">
-        <w:r>
-          <w:rPr>
-            <w:lang w:val="gu_IN" w:bidi="gu_IN"/>
-          </w:rPr>
-          <w:rPr>
-            <w:color w:val="0000EE"/>
-            <w:u w:val="single"/>
-          </w:rPr>
-          <w:t>એઝરા 8:1–3</w:t>
-        </w:r>
-      </w:hyperlink>
-    </w:p>
-    <w:p>
-      <w:pPr>
-        <w:pStyle w:val="ListBullet"/>
-        <w:spacing w:line="240" w:lineRule="auto"/>
-        <w:ind w:left="720"/>
-      </w:pPr>
-      <w:r>
-        <w:rPr>
-          <w:lang w:val="gu_IN" w:bidi="gu_IN"/>
-        </w:rPr>
-      </w:r>
-      <w:hyperlink r:id="rId52">
-        <w:r>
-          <w:rPr>
-            <w:lang w:val="gu_IN" w:bidi="gu_IN"/>
-          </w:rPr>
-          <w:rPr>
-            <w:color w:val="0000EE"/>
-            <w:u w:val="single"/>
-          </w:rPr>
-          <w:t>યહોશુઆ 22:13–14</w:t>
-        </w:r>
-      </w:hyperlink>
-    </w:p>
-    <w:p>
-      <w:pPr>
-        <w:pStyle w:val="ListBullet"/>
-        <w:spacing w:line="240" w:lineRule="auto"/>
-        <w:ind w:left="720"/>
-      </w:pPr>
-      <w:r>
-        <w:rPr>
-          <w:lang w:val="gu_IN" w:bidi="gu_IN"/>
-        </w:rPr>
-      </w:r>
-      <w:hyperlink r:id="rId53">
-        <w:r>
-          <w:rPr>
-            <w:lang w:val="gu_IN" w:bidi="gu_IN"/>
-          </w:rPr>
-          <w:rPr>
-            <w:color w:val="0000EE"/>
-            <w:u w:val="single"/>
-          </w:rPr>
-          <w:t>ગણના 25:6–7</w:t>
-        </w:r>
-      </w:hyperlink>
+      <w:r>
+        <w:rPr>
+          <w:lang w:val="gu_IN" w:bidi="gu_IN"/>
+        </w:rPr>
+        <w:t>1 શમુએલ 4:3–4</w:t>
+      </w:r>
+    </w:p>
+    <w:p>
+      <w:pPr>
+        <w:pStyle w:val="ListBullet"/>
+        <w:spacing w:line="240" w:lineRule="auto"/>
+        <w:ind w:left="720"/>
+      </w:pPr>
+      <w:r>
+        <w:rPr>
+          <w:lang w:val="gu_IN" w:bidi="gu_IN"/>
+        </w:rPr>
+      </w:r>
+      <w:r>
+        <w:rPr>
+          <w:lang w:val="gu_IN" w:bidi="gu_IN"/>
+        </w:rPr>
+        <w:t>એઝરા 8:1–3</w:t>
+      </w:r>
+    </w:p>
+    <w:p>
+      <w:pPr>
+        <w:pStyle w:val="ListBullet"/>
+        <w:spacing w:line="240" w:lineRule="auto"/>
+        <w:ind w:left="720"/>
+      </w:pPr>
+      <w:r>
+        <w:rPr>
+          <w:lang w:val="gu_IN" w:bidi="gu_IN"/>
+        </w:rPr>
+      </w:r>
+      <w:r>
+        <w:rPr>
+          <w:lang w:val="gu_IN" w:bidi="gu_IN"/>
+        </w:rPr>
+        <w:t>યહોશુઆ 22:13–14</w:t>
+      </w:r>
+    </w:p>
+    <w:p>
+      <w:pPr>
+        <w:pStyle w:val="ListBullet"/>
+        <w:spacing w:line="240" w:lineRule="auto"/>
+        <w:ind w:left="720"/>
+      </w:pPr>
+      <w:r>
+        <w:rPr>
+          <w:lang w:val="gu_IN" w:bidi="gu_IN"/>
+        </w:rPr>
+      </w:r>
+      <w:r>
+        <w:rPr>
+          <w:lang w:val="gu_IN" w:bidi="gu_IN"/>
+        </w:rPr>
+        <w:t>ગણના 25:6–7</w:t>
+      </w:r>
     </w:p>
     <w:p>
       <w:pPr>
@@ -3752,90 +3500,66 @@
           <w:lang w:val="gu_IN" w:bidi="gu_IN"/>
         </w:rPr>
       </w:r>
-      <w:hyperlink r:id="rId54">
-        <w:r>
-          <w:rPr>
-            <w:lang w:val="gu_IN" w:bidi="gu_IN"/>
-          </w:rPr>
-          <w:rPr>
-            <w:color w:val="0000EE"/>
-            <w:u w:val="single"/>
-          </w:rPr>
-          <w:t>પ્રેરિતોનાં કૃત્યો 11:19–21</w:t>
-        </w:r>
-      </w:hyperlink>
-    </w:p>
-    <w:p>
-      <w:pPr>
-        <w:pStyle w:val="ListBullet"/>
-        <w:spacing w:line="240" w:lineRule="auto"/>
-        <w:ind w:left="720"/>
-      </w:pPr>
-      <w:r>
-        <w:rPr>
-          <w:lang w:val="gu_IN" w:bidi="gu_IN"/>
-        </w:rPr>
-      </w:r>
-      <w:hyperlink r:id="rId55">
-        <w:r>
-          <w:rPr>
-            <w:lang w:val="gu_IN" w:bidi="gu_IN"/>
-          </w:rPr>
-          <w:rPr>
-            <w:color w:val="0000EE"/>
-            <w:u w:val="single"/>
-          </w:rPr>
-          <w:t>પ્રેરિતોનાં કૃત્યો 15:3–4</w:t>
-        </w:r>
-      </w:hyperlink>
-    </w:p>
-    <w:p>
-      <w:pPr>
-        <w:pStyle w:val="ListBullet"/>
-        <w:spacing w:line="240" w:lineRule="auto"/>
-        <w:ind w:left="720"/>
-      </w:pPr>
-      <w:r>
-        <w:rPr>
-          <w:lang w:val="gu_IN" w:bidi="gu_IN"/>
-        </w:rPr>
-      </w:r>
-      <w:hyperlink r:id="rId56">
-        <w:r>
-          <w:rPr>
-            <w:lang w:val="gu_IN" w:bidi="gu_IN"/>
-          </w:rPr>
-          <w:rPr>
-            <w:color w:val="0000EE"/>
-            <w:u w:val="single"/>
-          </w:rPr>
-          <w:t>પ્રેરિતોનાં કૃત્યો 21:1–2</w:t>
-        </w:r>
-      </w:hyperlink>
-    </w:p>
-    <w:p>
-      <w:pPr>
-        <w:pStyle w:val="ListBullet"/>
-        <w:spacing w:line="240" w:lineRule="auto"/>
-        <w:ind w:left="720"/>
-      </w:pPr>
-      <w:r>
-        <w:rPr>
-          <w:lang w:val="gu_IN" w:bidi="gu_IN"/>
-        </w:rPr>
-      </w:r>
-      <w:hyperlink r:id="rId57">
-        <w:r>
-          <w:rPr>
-            <w:lang w:val="gu_IN" w:bidi="gu_IN"/>
-          </w:rPr>
-          <w:rPr>
-            <w:color w:val="0000EE"/>
-            <w:u w:val="single"/>
-          </w:rPr>
-          <w:t>યશાયા 23:10–12</w:t>
-        </w:r>
-      </w:hyperlink>
+      <w:r>
+        <w:rPr>
+          <w:lang w:val="gu_IN" w:bidi="gu_IN"/>
+        </w:rPr>
+        <w:t>પ્રેરિતોનાં કૃત્યો 11:19–21</w:t>
+      </w:r>
+    </w:p>
+    <w:p>
+      <w:pPr>
+        <w:pStyle w:val="ListBullet"/>
+        <w:spacing w:line="240" w:lineRule="auto"/>
+        <w:ind w:left="720"/>
+      </w:pPr>
+      <w:r>
+        <w:rPr>
+          <w:lang w:val="gu_IN" w:bidi="gu_IN"/>
+        </w:rPr>
+      </w:r>
+      <w:r>
+        <w:rPr>
+          <w:lang w:val="gu_IN" w:bidi="gu_IN"/>
+        </w:rPr>
+        <w:t>પ્રેરિતોનાં કૃત્યો 15:3–4</w:t>
+      </w:r>
+    </w:p>
+    <w:p>
+      <w:pPr>
+        <w:pStyle w:val="ListBullet"/>
+        <w:spacing w:line="240" w:lineRule="auto"/>
+        <w:ind w:left="720"/>
+      </w:pPr>
+      <w:r>
+        <w:rPr>
+          <w:lang w:val="gu_IN" w:bidi="gu_IN"/>
+        </w:rPr>
+      </w:r>
+      <w:r>
+        <w:rPr>
+          <w:lang w:val="gu_IN" w:bidi="gu_IN"/>
+        </w:rPr>
+        <w:t>પ્રેરિતોનાં કૃત્યો 21:1–2</w:t>
+      </w:r>
+    </w:p>
+    <w:p>
+      <w:pPr>
+        <w:pStyle w:val="ListBullet"/>
+        <w:spacing w:line="240" w:lineRule="auto"/>
+        <w:ind w:left="720"/>
+      </w:pPr>
+      <w:r>
+        <w:rPr>
+          <w:lang w:val="gu_IN" w:bidi="gu_IN"/>
+        </w:rPr>
+      </w:r>
+      <w:r>
+        <w:rPr>
+          <w:lang w:val="gu_IN" w:bidi="gu_IN"/>
+        </w:rPr>
+        <w:t>યશાયા 23:10–12</w:t>
+      </w:r>
     </w:p>
     <w:p>
       <w:pPr>
@@ -4060,138 +3784,102 @@
           <w:lang w:val="gu_IN" w:bidi="gu_IN"/>
         </w:rPr>
       </w:r>
-      <w:hyperlink r:id="rId58">
-        <w:r>
-          <w:rPr>
-            <w:lang w:val="gu_IN" w:bidi="gu_IN"/>
-          </w:rPr>
-          <w:rPr>
-            <w:color w:val="0000EE"/>
-            <w:u w:val="single"/>
-          </w:rPr>
-          <w:t>પ્રેરીતોનાં કૃત્યો 6:5–6</w:t>
-        </w:r>
-      </w:hyperlink>
-    </w:p>
-    <w:p>
-      <w:pPr>
-        <w:pStyle w:val="ListBullet"/>
-        <w:spacing w:line="240" w:lineRule="auto"/>
-        <w:ind w:left="720"/>
-      </w:pPr>
-      <w:r>
-        <w:rPr>
-          <w:lang w:val="gu_IN" w:bidi="gu_IN"/>
-        </w:rPr>
-      </w:r>
-      <w:hyperlink r:id="rId59">
-        <w:r>
-          <w:rPr>
-            <w:lang w:val="gu_IN" w:bidi="gu_IN"/>
-          </w:rPr>
-          <w:rPr>
-            <w:color w:val="0000EE"/>
-            <w:u w:val="single"/>
-          </w:rPr>
-          <w:t>પ્રેરીતોનાં કૃત્યો 8:6–8</w:t>
-        </w:r>
-      </w:hyperlink>
-    </w:p>
-    <w:p>
-      <w:pPr>
-        <w:pStyle w:val="ListBullet"/>
-        <w:spacing w:line="240" w:lineRule="auto"/>
-        <w:ind w:left="720"/>
-      </w:pPr>
-      <w:r>
-        <w:rPr>
-          <w:lang w:val="gu_IN" w:bidi="gu_IN"/>
-        </w:rPr>
-      </w:r>
-      <w:hyperlink r:id="rId60">
-        <w:r>
-          <w:rPr>
-            <w:lang w:val="gu_IN" w:bidi="gu_IN"/>
-          </w:rPr>
-          <w:rPr>
-            <w:color w:val="0000EE"/>
-            <w:u w:val="single"/>
-          </w:rPr>
-          <w:t>પ્રેરીતોનાં કૃત્યો 8:12–13</w:t>
-        </w:r>
-      </w:hyperlink>
-    </w:p>
-    <w:p>
-      <w:pPr>
-        <w:pStyle w:val="ListBullet"/>
-        <w:spacing w:line="240" w:lineRule="auto"/>
-        <w:ind w:left="720"/>
-      </w:pPr>
-      <w:r>
-        <w:rPr>
-          <w:lang w:val="gu_IN" w:bidi="gu_IN"/>
-        </w:rPr>
-      </w:r>
-      <w:hyperlink r:id="rId61">
-        <w:r>
-          <w:rPr>
-            <w:lang w:val="gu_IN" w:bidi="gu_IN"/>
-          </w:rPr>
-          <w:rPr>
-            <w:color w:val="0000EE"/>
-            <w:u w:val="single"/>
-          </w:rPr>
-          <w:t>પ્રેરીતોનાં કૃત્યો 8:29–31</w:t>
-        </w:r>
-      </w:hyperlink>
-    </w:p>
-    <w:p>
-      <w:pPr>
-        <w:pStyle w:val="ListBullet"/>
-        <w:spacing w:line="240" w:lineRule="auto"/>
-        <w:ind w:left="720"/>
-      </w:pPr>
-      <w:r>
-        <w:rPr>
-          <w:lang w:val="gu_IN" w:bidi="gu_IN"/>
-        </w:rPr>
-      </w:r>
-      <w:hyperlink r:id="rId62">
-        <w:r>
-          <w:rPr>
-            <w:lang w:val="gu_IN" w:bidi="gu_IN"/>
-          </w:rPr>
-          <w:rPr>
-            <w:color w:val="0000EE"/>
-            <w:u w:val="single"/>
-          </w:rPr>
-          <w:t>પ્રેરીતોનાં કૃત્યો 8:36–38</w:t>
-        </w:r>
-      </w:hyperlink>
-    </w:p>
-    <w:p>
-      <w:pPr>
-        <w:pStyle w:val="ListBullet"/>
-        <w:spacing w:line="240" w:lineRule="auto"/>
-        <w:ind w:left="720"/>
-      </w:pPr>
-      <w:r>
-        <w:rPr>
-          <w:lang w:val="gu_IN" w:bidi="gu_IN"/>
-        </w:rPr>
-      </w:r>
-      <w:hyperlink r:id="rId63">
-        <w:r>
-          <w:rPr>
-            <w:lang w:val="gu_IN" w:bidi="gu_IN"/>
-          </w:rPr>
-          <w:rPr>
-            <w:color w:val="0000EE"/>
-            <w:u w:val="single"/>
-          </w:rPr>
-          <w:t>પ્રેરીતોનાં કૃત્યો 8:39–40</w:t>
-        </w:r>
-      </w:hyperlink>
+      <w:r>
+        <w:rPr>
+          <w:lang w:val="gu_IN" w:bidi="gu_IN"/>
+        </w:rPr>
+        <w:t>પ્રેરીતોનાં કૃત્યો 6:5–6</w:t>
+      </w:r>
+    </w:p>
+    <w:p>
+      <w:pPr>
+        <w:pStyle w:val="ListBullet"/>
+        <w:spacing w:line="240" w:lineRule="auto"/>
+        <w:ind w:left="720"/>
+      </w:pPr>
+      <w:r>
+        <w:rPr>
+          <w:lang w:val="gu_IN" w:bidi="gu_IN"/>
+        </w:rPr>
+      </w:r>
+      <w:r>
+        <w:rPr>
+          <w:lang w:val="gu_IN" w:bidi="gu_IN"/>
+        </w:rPr>
+        <w:t>પ્રેરીતોનાં કૃત્યો 8:6–8</w:t>
+      </w:r>
+    </w:p>
+    <w:p>
+      <w:pPr>
+        <w:pStyle w:val="ListBullet"/>
+        <w:spacing w:line="240" w:lineRule="auto"/>
+        <w:ind w:left="720"/>
+      </w:pPr>
+      <w:r>
+        <w:rPr>
+          <w:lang w:val="gu_IN" w:bidi="gu_IN"/>
+        </w:rPr>
+      </w:r>
+      <w:r>
+        <w:rPr>
+          <w:lang w:val="gu_IN" w:bidi="gu_IN"/>
+        </w:rPr>
+        <w:t>પ્રેરીતોનાં કૃત્યો 8:12–13</w:t>
+      </w:r>
+    </w:p>
+    <w:p>
+      <w:pPr>
+        <w:pStyle w:val="ListBullet"/>
+        <w:spacing w:line="240" w:lineRule="auto"/>
+        <w:ind w:left="720"/>
+      </w:pPr>
+      <w:r>
+        <w:rPr>
+          <w:lang w:val="gu_IN" w:bidi="gu_IN"/>
+        </w:rPr>
+      </w:r>
+      <w:r>
+        <w:rPr>
+          <w:lang w:val="gu_IN" w:bidi="gu_IN"/>
+        </w:rPr>
+        <w:t>પ્રેરીતોનાં કૃત્યો 8:29–31</w:t>
+      </w:r>
+    </w:p>
+    <w:p>
+      <w:pPr>
+        <w:pStyle w:val="ListBullet"/>
+        <w:spacing w:line="240" w:lineRule="auto"/>
+        <w:ind w:left="720"/>
+      </w:pPr>
+      <w:r>
+        <w:rPr>
+          <w:lang w:val="gu_IN" w:bidi="gu_IN"/>
+        </w:rPr>
+      </w:r>
+      <w:r>
+        <w:rPr>
+          <w:lang w:val="gu_IN" w:bidi="gu_IN"/>
+        </w:rPr>
+        <w:t>પ્રેરીતોનાં કૃત્યો 8:36–38</w:t>
+      </w:r>
+    </w:p>
+    <w:p>
+      <w:pPr>
+        <w:pStyle w:val="ListBullet"/>
+        <w:spacing w:line="240" w:lineRule="auto"/>
+        <w:ind w:left="720"/>
+      </w:pPr>
+      <w:r>
+        <w:rPr>
+          <w:lang w:val="gu_IN" w:bidi="gu_IN"/>
+        </w:rPr>
+      </w:r>
+      <w:r>
+        <w:rPr>
+          <w:lang w:val="gu_IN" w:bidi="gu_IN"/>
+        </w:rPr>
+        <w:t>પ્રેરીતોનાં કૃત્યો 8:39–40</w:t>
+      </w:r>
     </w:p>
     <w:p>
       <w:pPr>
@@ -4465,90 +4153,66 @@
           <w:lang w:val="gu_IN" w:bidi="gu_IN"/>
         </w:rPr>
       </w:r>
-      <w:hyperlink r:id="rId64">
-        <w:r>
-          <w:rPr>
-            <w:lang w:val="gu_IN" w:bidi="gu_IN"/>
-          </w:rPr>
-          <w:rPr>
-            <w:color w:val="0000EE"/>
-            <w:u w:val="single"/>
-          </w:rPr>
-          <w:t>1 થેસ્સલોનિકી 2:1–2</w:t>
-        </w:r>
-      </w:hyperlink>
-    </w:p>
-    <w:p>
-      <w:pPr>
-        <w:pStyle w:val="ListBullet"/>
-        <w:spacing w:line="240" w:lineRule="auto"/>
-        <w:ind w:left="720"/>
-      </w:pPr>
-      <w:r>
-        <w:rPr>
-          <w:lang w:val="gu_IN" w:bidi="gu_IN"/>
-        </w:rPr>
-      </w:r>
-      <w:hyperlink r:id="rId65">
-        <w:r>
-          <w:rPr>
-            <w:lang w:val="gu_IN" w:bidi="gu_IN"/>
-          </w:rPr>
-          <w:rPr>
-            <w:color w:val="0000EE"/>
-            <w:u w:val="single"/>
-          </w:rPr>
-          <w:t>પ્રેરિતોનાં કૃત્યો 16:11–13</w:t>
-        </w:r>
-      </w:hyperlink>
-    </w:p>
-    <w:p>
-      <w:pPr>
-        <w:pStyle w:val="ListBullet"/>
-        <w:spacing w:line="240" w:lineRule="auto"/>
-        <w:ind w:left="720"/>
-      </w:pPr>
-      <w:r>
-        <w:rPr>
-          <w:lang w:val="gu_IN" w:bidi="gu_IN"/>
-        </w:rPr>
-      </w:r>
-      <w:hyperlink r:id="rId66">
-        <w:r>
-          <w:rPr>
-            <w:lang w:val="gu_IN" w:bidi="gu_IN"/>
-          </w:rPr>
-          <w:rPr>
-            <w:color w:val="0000EE"/>
-            <w:u w:val="single"/>
-          </w:rPr>
-          <w:t>માથ્થી 16:13–16</w:t>
-        </w:r>
-      </w:hyperlink>
-    </w:p>
-    <w:p>
-      <w:pPr>
-        <w:pStyle w:val="ListBullet"/>
-        <w:spacing w:line="240" w:lineRule="auto"/>
-        <w:ind w:left="720"/>
-      </w:pPr>
-      <w:r>
-        <w:rPr>
-          <w:lang w:val="gu_IN" w:bidi="gu_IN"/>
-        </w:rPr>
-      </w:r>
-      <w:hyperlink r:id="rId67">
-        <w:r>
-          <w:rPr>
-            <w:lang w:val="gu_IN" w:bidi="gu_IN"/>
-          </w:rPr>
-          <w:rPr>
-            <w:color w:val="0000EE"/>
-            <w:u w:val="single"/>
-          </w:rPr>
-          <w:t>ફિલિપી 1:1–2</w:t>
-        </w:r>
-      </w:hyperlink>
+      <w:r>
+        <w:rPr>
+          <w:lang w:val="gu_IN" w:bidi="gu_IN"/>
+        </w:rPr>
+        <w:t>1 થેસ્સલોનિકી 2:1–2</w:t>
+      </w:r>
+    </w:p>
+    <w:p>
+      <w:pPr>
+        <w:pStyle w:val="ListBullet"/>
+        <w:spacing w:line="240" w:lineRule="auto"/>
+        <w:ind w:left="720"/>
+      </w:pPr>
+      <w:r>
+        <w:rPr>
+          <w:lang w:val="gu_IN" w:bidi="gu_IN"/>
+        </w:rPr>
+      </w:r>
+      <w:r>
+        <w:rPr>
+          <w:lang w:val="gu_IN" w:bidi="gu_IN"/>
+        </w:rPr>
+        <w:t>પ્રેરિતોનાં કૃત્યો 16:11–13</w:t>
+      </w:r>
+    </w:p>
+    <w:p>
+      <w:pPr>
+        <w:pStyle w:val="ListBullet"/>
+        <w:spacing w:line="240" w:lineRule="auto"/>
+        <w:ind w:left="720"/>
+      </w:pPr>
+      <w:r>
+        <w:rPr>
+          <w:lang w:val="gu_IN" w:bidi="gu_IN"/>
+        </w:rPr>
+      </w:r>
+      <w:r>
+        <w:rPr>
+          <w:lang w:val="gu_IN" w:bidi="gu_IN"/>
+        </w:rPr>
+        <w:t>માથ્થી 16:13–16</w:t>
+      </w:r>
+    </w:p>
+    <w:p>
+      <w:pPr>
+        <w:pStyle w:val="ListBullet"/>
+        <w:spacing w:line="240" w:lineRule="auto"/>
+        <w:ind w:left="720"/>
+      </w:pPr>
+      <w:r>
+        <w:rPr>
+          <w:lang w:val="gu_IN" w:bidi="gu_IN"/>
+        </w:rPr>
+      </w:r>
+      <w:r>
+        <w:rPr>
+          <w:lang w:val="gu_IN" w:bidi="gu_IN"/>
+        </w:rPr>
+        <w:t>ફિલિપી 1:1–2</w:t>
+      </w:r>
     </w:p>
     <w:p>
       <w:pPr>
@@ -4883,90 +4547,66 @@
           <w:lang w:val="gu_IN" w:bidi="gu_IN"/>
         </w:rPr>
       </w:r>
-      <w:hyperlink r:id="rId68">
-        <w:r>
-          <w:rPr>
-            <w:lang w:val="gu_IN" w:bidi="gu_IN"/>
-          </w:rPr>
-          <w:rPr>
-            <w:color w:val="0000EE"/>
-            <w:u w:val="single"/>
-          </w:rPr>
-          <w:t>1 કરિંથી 4:6–7</w:t>
-        </w:r>
-      </w:hyperlink>
-    </w:p>
-    <w:p>
-      <w:pPr>
-        <w:pStyle w:val="ListBullet"/>
-        <w:spacing w:line="240" w:lineRule="auto"/>
-        <w:ind w:left="720"/>
-      </w:pPr>
-      <w:r>
-        <w:rPr>
-          <w:lang w:val="gu_IN" w:bidi="gu_IN"/>
-        </w:rPr>
-      </w:r>
-      <w:hyperlink r:id="rId69">
-        <w:r>
-          <w:rPr>
-            <w:lang w:val="gu_IN" w:bidi="gu_IN"/>
-          </w:rPr>
-          <w:rPr>
-            <w:color w:val="0000EE"/>
-            <w:u w:val="single"/>
-          </w:rPr>
-          <w:t>1 કરિંથી 8:1–3</w:t>
-        </w:r>
-      </w:hyperlink>
-    </w:p>
-    <w:p>
-      <w:pPr>
-        <w:pStyle w:val="ListBullet"/>
-        <w:spacing w:line="240" w:lineRule="auto"/>
-        <w:ind w:left="720"/>
-      </w:pPr>
-      <w:r>
-        <w:rPr>
-          <w:lang w:val="gu_IN" w:bidi="gu_IN"/>
-        </w:rPr>
-      </w:r>
-      <w:hyperlink r:id="rId70">
-        <w:r>
-          <w:rPr>
-            <w:lang w:val="gu_IN" w:bidi="gu_IN"/>
-          </w:rPr>
-          <w:rPr>
-            <w:color w:val="0000EE"/>
-            <w:u w:val="single"/>
-          </w:rPr>
-          <w:t>2 કરિંથી 12:6–7</w:t>
-        </w:r>
-      </w:hyperlink>
-    </w:p>
-    <w:p>
-      <w:pPr>
-        <w:pStyle w:val="ListBullet"/>
-        <w:spacing w:line="240" w:lineRule="auto"/>
-        <w:ind w:left="720"/>
-      </w:pPr>
-      <w:r>
-        <w:rPr>
-          <w:lang w:val="gu_IN" w:bidi="gu_IN"/>
-        </w:rPr>
-      </w:r>
-      <w:hyperlink r:id="rId71">
-        <w:r>
-          <w:rPr>
-            <w:lang w:val="gu_IN" w:bidi="gu_IN"/>
-          </w:rPr>
-          <w:rPr>
-            <w:color w:val="0000EE"/>
-            <w:u w:val="single"/>
-          </w:rPr>
-          <w:t>હબાકુક 2:4–5</w:t>
-        </w:r>
-      </w:hyperlink>
+      <w:r>
+        <w:rPr>
+          <w:lang w:val="gu_IN" w:bidi="gu_IN"/>
+        </w:rPr>
+        <w:t>1 કરિંથી 4:6–7</w:t>
+      </w:r>
+    </w:p>
+    <w:p>
+      <w:pPr>
+        <w:pStyle w:val="ListBullet"/>
+        <w:spacing w:line="240" w:lineRule="auto"/>
+        <w:ind w:left="720"/>
+      </w:pPr>
+      <w:r>
+        <w:rPr>
+          <w:lang w:val="gu_IN" w:bidi="gu_IN"/>
+        </w:rPr>
+      </w:r>
+      <w:r>
+        <w:rPr>
+          <w:lang w:val="gu_IN" w:bidi="gu_IN"/>
+        </w:rPr>
+        <w:t>1 કરિંથી 8:1–3</w:t>
+      </w:r>
+    </w:p>
+    <w:p>
+      <w:pPr>
+        <w:pStyle w:val="ListBullet"/>
+        <w:spacing w:line="240" w:lineRule="auto"/>
+        <w:ind w:left="720"/>
+      </w:pPr>
+      <w:r>
+        <w:rPr>
+          <w:lang w:val="gu_IN" w:bidi="gu_IN"/>
+        </w:rPr>
+      </w:r>
+      <w:r>
+        <w:rPr>
+          <w:lang w:val="gu_IN" w:bidi="gu_IN"/>
+        </w:rPr>
+        <w:t>2 કરિંથી 12:6–7</w:t>
+      </w:r>
+    </w:p>
+    <w:p>
+      <w:pPr>
+        <w:pStyle w:val="ListBullet"/>
+        <w:spacing w:line="240" w:lineRule="auto"/>
+        <w:ind w:left="720"/>
+      </w:pPr>
+      <w:r>
+        <w:rPr>
+          <w:lang w:val="gu_IN" w:bidi="gu_IN"/>
+        </w:rPr>
+      </w:r>
+      <w:r>
+        <w:rPr>
+          <w:lang w:val="gu_IN" w:bidi="gu_IN"/>
+        </w:rPr>
+        <w:t>હબાકુક 2:4–5</w:t>
+      </w:r>
     </w:p>
     <w:p>
       <w:pPr>
@@ -5179,138 +4819,102 @@
           <w:lang w:val="gu_IN" w:bidi="gu_IN"/>
         </w:rPr>
       </w:r>
-      <w:hyperlink r:id="rId72">
-        <w:r>
-          <w:rPr>
-            <w:lang w:val="gu_IN" w:bidi="gu_IN"/>
-          </w:rPr>
-          <w:rPr>
-            <w:color w:val="0000EE"/>
-            <w:u w:val="single"/>
-          </w:rPr>
-          <w:t>2 પિતર 2:17–19</w:t>
-        </w:r>
-      </w:hyperlink>
-    </w:p>
-    <w:p>
-      <w:pPr>
-        <w:pStyle w:val="ListBullet"/>
-        <w:spacing w:line="240" w:lineRule="auto"/>
-        <w:ind w:left="720"/>
-      </w:pPr>
-      <w:r>
-        <w:rPr>
-          <w:lang w:val="gu_IN" w:bidi="gu_IN"/>
-        </w:rPr>
-      </w:r>
-      <w:hyperlink r:id="rId73">
-        <w:r>
-          <w:rPr>
-            <w:lang w:val="gu_IN" w:bidi="gu_IN"/>
-          </w:rPr>
-          <w:rPr>
-            <w:color w:val="0000EE"/>
-            <w:u w:val="single"/>
-          </w:rPr>
-          <w:t>ઉત્પત્તિ 7:11–12</w:t>
-        </w:r>
-      </w:hyperlink>
-    </w:p>
-    <w:p>
-      <w:pPr>
-        <w:pStyle w:val="ListBullet"/>
-        <w:spacing w:line="240" w:lineRule="auto"/>
-        <w:ind w:left="720"/>
-      </w:pPr>
-      <w:r>
-        <w:rPr>
-          <w:lang w:val="gu_IN" w:bidi="gu_IN"/>
-        </w:rPr>
-      </w:r>
-      <w:hyperlink r:id="rId74">
-        <w:r>
-          <w:rPr>
-            <w:lang w:val="gu_IN" w:bidi="gu_IN"/>
-          </w:rPr>
-          <w:rPr>
-            <w:color w:val="0000EE"/>
-            <w:u w:val="single"/>
-          </w:rPr>
-          <w:t>ઉત્પત્તિ 8:1–3</w:t>
-        </w:r>
-      </w:hyperlink>
-    </w:p>
-    <w:p>
-      <w:pPr>
-        <w:pStyle w:val="ListBullet"/>
-        <w:spacing w:line="240" w:lineRule="auto"/>
-        <w:ind w:left="720"/>
-      </w:pPr>
-      <w:r>
-        <w:rPr>
-          <w:lang w:val="gu_IN" w:bidi="gu_IN"/>
-        </w:rPr>
-      </w:r>
-      <w:hyperlink r:id="rId75">
-        <w:r>
-          <w:rPr>
-            <w:lang w:val="gu_IN" w:bidi="gu_IN"/>
-          </w:rPr>
-          <w:rPr>
-            <w:color w:val="0000EE"/>
-            <w:u w:val="single"/>
-          </w:rPr>
-          <w:t>ઉત્પત્તિ 24:12–14</w:t>
-        </w:r>
-      </w:hyperlink>
-    </w:p>
-    <w:p>
-      <w:pPr>
-        <w:pStyle w:val="ListBullet"/>
-        <w:spacing w:line="240" w:lineRule="auto"/>
-        <w:ind w:left="720"/>
-      </w:pPr>
-      <w:r>
-        <w:rPr>
-          <w:lang w:val="gu_IN" w:bidi="gu_IN"/>
-        </w:rPr>
-      </w:r>
-      <w:hyperlink r:id="rId76">
-        <w:r>
-          <w:rPr>
-            <w:lang w:val="gu_IN" w:bidi="gu_IN"/>
-          </w:rPr>
-          <w:rPr>
-            <w:color w:val="0000EE"/>
-            <w:u w:val="single"/>
-          </w:rPr>
-          <w:t>ઉત્પત્તિ 24:42–44</w:t>
-        </w:r>
-      </w:hyperlink>
-    </w:p>
-    <w:p>
-      <w:pPr>
-        <w:pStyle w:val="ListBullet"/>
-        <w:spacing w:line="240" w:lineRule="auto"/>
-        <w:ind w:left="720"/>
-      </w:pPr>
-      <w:r>
-        <w:rPr>
-          <w:lang w:val="gu_IN" w:bidi="gu_IN"/>
-        </w:rPr>
-      </w:r>
-      <w:hyperlink r:id="rId77">
-        <w:r>
-          <w:rPr>
-            <w:lang w:val="gu_IN" w:bidi="gu_IN"/>
-          </w:rPr>
-          <w:rPr>
-            <w:color w:val="0000EE"/>
-            <w:u w:val="single"/>
-          </w:rPr>
-          <w:t>યાકૂબ 3:11–12</w:t>
-        </w:r>
-      </w:hyperlink>
+      <w:r>
+        <w:rPr>
+          <w:lang w:val="gu_IN" w:bidi="gu_IN"/>
+        </w:rPr>
+        <w:t>2 પિતર 2:17–19</w:t>
+      </w:r>
+    </w:p>
+    <w:p>
+      <w:pPr>
+        <w:pStyle w:val="ListBullet"/>
+        <w:spacing w:line="240" w:lineRule="auto"/>
+        <w:ind w:left="720"/>
+      </w:pPr>
+      <w:r>
+        <w:rPr>
+          <w:lang w:val="gu_IN" w:bidi="gu_IN"/>
+        </w:rPr>
+      </w:r>
+      <w:r>
+        <w:rPr>
+          <w:lang w:val="gu_IN" w:bidi="gu_IN"/>
+        </w:rPr>
+        <w:t>ઉત્પત્તિ 7:11–12</w:t>
+      </w:r>
+    </w:p>
+    <w:p>
+      <w:pPr>
+        <w:pStyle w:val="ListBullet"/>
+        <w:spacing w:line="240" w:lineRule="auto"/>
+        <w:ind w:left="720"/>
+      </w:pPr>
+      <w:r>
+        <w:rPr>
+          <w:lang w:val="gu_IN" w:bidi="gu_IN"/>
+        </w:rPr>
+      </w:r>
+      <w:r>
+        <w:rPr>
+          <w:lang w:val="gu_IN" w:bidi="gu_IN"/>
+        </w:rPr>
+        <w:t>ઉત્પત્તિ 8:1–3</w:t>
+      </w:r>
+    </w:p>
+    <w:p>
+      <w:pPr>
+        <w:pStyle w:val="ListBullet"/>
+        <w:spacing w:line="240" w:lineRule="auto"/>
+        <w:ind w:left="720"/>
+      </w:pPr>
+      <w:r>
+        <w:rPr>
+          <w:lang w:val="gu_IN" w:bidi="gu_IN"/>
+        </w:rPr>
+      </w:r>
+      <w:r>
+        <w:rPr>
+          <w:lang w:val="gu_IN" w:bidi="gu_IN"/>
+        </w:rPr>
+        <w:t>ઉત્પત્તિ 24:12–14</w:t>
+      </w:r>
+    </w:p>
+    <w:p>
+      <w:pPr>
+        <w:pStyle w:val="ListBullet"/>
+        <w:spacing w:line="240" w:lineRule="auto"/>
+        <w:ind w:left="720"/>
+      </w:pPr>
+      <w:r>
+        <w:rPr>
+          <w:lang w:val="gu_IN" w:bidi="gu_IN"/>
+        </w:rPr>
+      </w:r>
+      <w:r>
+        <w:rPr>
+          <w:lang w:val="gu_IN" w:bidi="gu_IN"/>
+        </w:rPr>
+        <w:t>ઉત્પત્તિ 24:42–44</w:t>
+      </w:r>
+    </w:p>
+    <w:p>
+      <w:pPr>
+        <w:pStyle w:val="ListBullet"/>
+        <w:spacing w:line="240" w:lineRule="auto"/>
+        <w:ind w:left="720"/>
+      </w:pPr>
+      <w:r>
+        <w:rPr>
+          <w:lang w:val="gu_IN" w:bidi="gu_IN"/>
+        </w:rPr>
+      </w:r>
+      <w:r>
+        <w:rPr>
+          <w:lang w:val="gu_IN" w:bidi="gu_IN"/>
+        </w:rPr>
+        <w:t>યાકૂબ 3:11–12</w:t>
+      </w:r>
     </w:p>
     <w:p>
       <w:pPr>
@@ -5545,114 +5149,84 @@
           <w:lang w:val="gu_IN" w:bidi="gu_IN"/>
         </w:rPr>
       </w:r>
-      <w:hyperlink r:id="rId78">
-        <w:r>
-          <w:rPr>
-            <w:lang w:val="gu_IN" w:bidi="gu_IN"/>
-          </w:rPr>
-          <w:rPr>
-            <w:color w:val="0000EE"/>
-            <w:u w:val="single"/>
-          </w:rPr>
-          <w:t>1 કાળવૃતાંત 5:7–9</w:t>
-        </w:r>
-      </w:hyperlink>
-    </w:p>
-    <w:p>
-      <w:pPr>
-        <w:pStyle w:val="ListBullet"/>
-        <w:spacing w:line="240" w:lineRule="auto"/>
-        <w:ind w:left="720"/>
-      </w:pPr>
-      <w:r>
-        <w:rPr>
-          <w:lang w:val="gu_IN" w:bidi="gu_IN"/>
-        </w:rPr>
-      </w:r>
-      <w:hyperlink r:id="rId79">
-        <w:r>
-          <w:rPr>
-            <w:lang w:val="gu_IN" w:bidi="gu_IN"/>
-          </w:rPr>
-          <w:rPr>
-            <w:color w:val="0000EE"/>
-            <w:u w:val="single"/>
-          </w:rPr>
-          <w:t>2 કાળવૃતાંત 9:25–26</w:t>
-        </w:r>
-      </w:hyperlink>
-    </w:p>
-    <w:p>
-      <w:pPr>
-        <w:pStyle w:val="ListBullet"/>
-        <w:spacing w:line="240" w:lineRule="auto"/>
-        <w:ind w:left="720"/>
-      </w:pPr>
-      <w:r>
-        <w:rPr>
-          <w:lang w:val="gu_IN" w:bidi="gu_IN"/>
-        </w:rPr>
-      </w:r>
-      <w:hyperlink r:id="rId80">
-        <w:r>
-          <w:rPr>
-            <w:lang w:val="gu_IN" w:bidi="gu_IN"/>
-          </w:rPr>
-          <w:rPr>
-            <w:color w:val="0000EE"/>
-            <w:u w:val="single"/>
-          </w:rPr>
-          <w:t>નિર્ગમન 23:30–33</w:t>
-        </w:r>
-      </w:hyperlink>
-    </w:p>
-    <w:p>
-      <w:pPr>
-        <w:pStyle w:val="ListBullet"/>
-        <w:spacing w:line="240" w:lineRule="auto"/>
-        <w:ind w:left="720"/>
-      </w:pPr>
-      <w:r>
-        <w:rPr>
-          <w:lang w:val="gu_IN" w:bidi="gu_IN"/>
-        </w:rPr>
-      </w:r>
-      <w:hyperlink r:id="rId81">
-        <w:r>
-          <w:rPr>
-            <w:lang w:val="gu_IN" w:bidi="gu_IN"/>
-          </w:rPr>
-          <w:rPr>
-            <w:color w:val="0000EE"/>
-            <w:u w:val="single"/>
-          </w:rPr>
-          <w:t>ઉત્પત્તિ 2:13–14</w:t>
-        </w:r>
-      </w:hyperlink>
-    </w:p>
-    <w:p>
-      <w:pPr>
-        <w:pStyle w:val="ListBullet"/>
-        <w:spacing w:line="240" w:lineRule="auto"/>
-        <w:ind w:left="720"/>
-      </w:pPr>
-      <w:r>
-        <w:rPr>
-          <w:lang w:val="gu_IN" w:bidi="gu_IN"/>
-        </w:rPr>
-      </w:r>
-      <w:hyperlink r:id="rId82">
-        <w:r>
-          <w:rPr>
-            <w:lang w:val="gu_IN" w:bidi="gu_IN"/>
-          </w:rPr>
-          <w:rPr>
-            <w:color w:val="0000EE"/>
-            <w:u w:val="single"/>
-          </w:rPr>
-          <w:t>યશાયા 7:20–22</w:t>
-        </w:r>
-      </w:hyperlink>
+      <w:r>
+        <w:rPr>
+          <w:lang w:val="gu_IN" w:bidi="gu_IN"/>
+        </w:rPr>
+        <w:t>1 કાળવૃતાંત 5:7–9</w:t>
+      </w:r>
+    </w:p>
+    <w:p>
+      <w:pPr>
+        <w:pStyle w:val="ListBullet"/>
+        <w:spacing w:line="240" w:lineRule="auto"/>
+        <w:ind w:left="720"/>
+      </w:pPr>
+      <w:r>
+        <w:rPr>
+          <w:lang w:val="gu_IN" w:bidi="gu_IN"/>
+        </w:rPr>
+      </w:r>
+      <w:r>
+        <w:rPr>
+          <w:lang w:val="gu_IN" w:bidi="gu_IN"/>
+        </w:rPr>
+        <w:t>2 કાળવૃતાંત 9:25–26</w:t>
+      </w:r>
+    </w:p>
+    <w:p>
+      <w:pPr>
+        <w:pStyle w:val="ListBullet"/>
+        <w:spacing w:line="240" w:lineRule="auto"/>
+        <w:ind w:left="720"/>
+      </w:pPr>
+      <w:r>
+        <w:rPr>
+          <w:lang w:val="gu_IN" w:bidi="gu_IN"/>
+        </w:rPr>
+      </w:r>
+      <w:r>
+        <w:rPr>
+          <w:lang w:val="gu_IN" w:bidi="gu_IN"/>
+        </w:rPr>
+        <w:t>નિર્ગમન 23:30–33</w:t>
+      </w:r>
+    </w:p>
+    <w:p>
+      <w:pPr>
+        <w:pStyle w:val="ListBullet"/>
+        <w:spacing w:line="240" w:lineRule="auto"/>
+        <w:ind w:left="720"/>
+      </w:pPr>
+      <w:r>
+        <w:rPr>
+          <w:lang w:val="gu_IN" w:bidi="gu_IN"/>
+        </w:rPr>
+      </w:r>
+      <w:r>
+        <w:rPr>
+          <w:lang w:val="gu_IN" w:bidi="gu_IN"/>
+        </w:rPr>
+        <w:t>ઉત્પત્તિ 2:13–14</w:t>
+      </w:r>
+    </w:p>
+    <w:p>
+      <w:pPr>
+        <w:pStyle w:val="ListBullet"/>
+        <w:spacing w:line="240" w:lineRule="auto"/>
+        <w:ind w:left="720"/>
+      </w:pPr>
+      <w:r>
+        <w:rPr>
+          <w:lang w:val="gu_IN" w:bidi="gu_IN"/>
+        </w:rPr>
+      </w:r>
+      <w:r>
+        <w:rPr>
+          <w:lang w:val="gu_IN" w:bidi="gu_IN"/>
+        </w:rPr>
+        <w:t>યશાયા 7:20–22</w:t>
+      </w:r>
     </w:p>
     <w:p>
       <w:pPr>
